--- a/Capstone/Fase 1/Grupales/1.5_GuiaEstudiante_Fase 1_Definicion Proyecto APT.docx
+++ b/Capstone/Fase 1/Grupales/1.5_GuiaEstudiante_Fase 1_Definicion Proyecto APT.docx
@@ -169,8 +169,18 @@
                                       <w:color w:val="1F3864"/>
                                       <w:sz w:val="48"/>
                                     </w:rPr>
-                                    <w:t>Asignatura Capstone</w:t>
+                                    <w:t xml:space="preserve">Asignatura </w:t>
                                   </w:r>
+                                  <w:proofErr w:type="spellStart"/>
+                                  <w:r>
+                                    <w:rPr>
+                                      <w:b/>
+                                      <w:color w:val="1F3864"/>
+                                      <w:sz w:val="48"/>
+                                    </w:rPr>
+                                    <w:t>Capstone</w:t>
+                                  </w:r>
+                                  <w:proofErr w:type="spellEnd"/>
                                 </w:p>
                               </w:txbxContent>
                             </wps:txbx>
@@ -281,8 +291,18 @@
                                 <w:color w:val="1F3864"/>
                                 <w:sz w:val="48"/>
                               </w:rPr>
-                              <w:t>Asignatura Capstone</w:t>
+                              <w:t xml:space="preserve">Asignatura </w:t>
                             </w:r>
+                            <w:proofErr w:type="spellStart"/>
+                            <w:r>
+                              <w:rPr>
+                                <w:b/>
+                                <w:color w:val="1F3864"/>
+                                <w:sz w:val="48"/>
+                              </w:rPr>
+                              <w:t>Capstone</w:t>
+                            </w:r>
+                            <w:proofErr w:type="spellEnd"/>
                           </w:p>
                         </w:txbxContent>
                       </v:textbox>
@@ -831,6 +851,7 @@
                 <w:b/>
               </w:rPr>
             </w:pPr>
+            <w:proofErr w:type="spellStart"/>
             <w:r>
               <w:rPr>
                 <w:i/>
@@ -840,6 +861,7 @@
               </w:rPr>
               <w:t>YourMeds</w:t>
             </w:r>
+            <w:proofErr w:type="spellEnd"/>
           </w:p>
         </w:tc>
       </w:tr>
@@ -864,7 +886,23 @@
                 <w:color w:val="1F3864"/>
                 <w:lang w:val="pt-BR"/>
               </w:rPr>
-              <w:t>Área (s) de desempeño(s)</w:t>
+              <w:t xml:space="preserve">Área (s) de </w:t>
+            </w:r>
+            <w:proofErr w:type="spellStart"/>
+            <w:r>
+              <w:rPr>
+                <w:color w:val="1F3864"/>
+                <w:lang w:val="pt-BR"/>
+              </w:rPr>
+              <w:t>desempeño</w:t>
+            </w:r>
+            <w:proofErr w:type="spellEnd"/>
+            <w:r>
+              <w:rPr>
+                <w:color w:val="1F3864"/>
+                <w:lang w:val="pt-BR"/>
+              </w:rPr>
+              <w:t>(s)</w:t>
             </w:r>
           </w:p>
         </w:tc>
@@ -886,8 +924,59 @@
                 <w:sz w:val="20"/>
                 <w:szCs w:val="20"/>
               </w:rPr>
-              <w:t>Programación Frontend (Programación mobile) y Programación Backend</w:t>
-            </w:r>
+              <w:t xml:space="preserve">Programación </w:t>
+            </w:r>
+            <w:proofErr w:type="spellStart"/>
+            <w:r>
+              <w:rPr>
+                <w:i/>
+                <w:color w:val="548DD4"/>
+                <w:sz w:val="20"/>
+                <w:szCs w:val="20"/>
+              </w:rPr>
+              <w:t>Frontend</w:t>
+            </w:r>
+            <w:proofErr w:type="spellEnd"/>
+            <w:r>
+              <w:rPr>
+                <w:i/>
+                <w:color w:val="548DD4"/>
+                <w:sz w:val="20"/>
+                <w:szCs w:val="20"/>
+              </w:rPr>
+              <w:t xml:space="preserve"> (Programación </w:t>
+            </w:r>
+            <w:proofErr w:type="spellStart"/>
+            <w:r>
+              <w:rPr>
+                <w:i/>
+                <w:color w:val="548DD4"/>
+                <w:sz w:val="20"/>
+                <w:szCs w:val="20"/>
+              </w:rPr>
+              <w:t>mobile</w:t>
+            </w:r>
+            <w:proofErr w:type="spellEnd"/>
+            <w:r>
+              <w:rPr>
+                <w:i/>
+                <w:color w:val="548DD4"/>
+                <w:sz w:val="20"/>
+                <w:szCs w:val="20"/>
+              </w:rPr>
+              <w:t xml:space="preserve">) y Programación </w:t>
+            </w:r>
+            <w:proofErr w:type="spellStart"/>
+            <w:r>
+              <w:rPr>
+                <w:i/>
+                <w:color w:val="548DD4"/>
+                <w:sz w:val="20"/>
+                <w:szCs w:val="20"/>
+              </w:rPr>
+              <w:t>Backend</w:t>
+            </w:r>
+            <w:proofErr w:type="spellEnd"/>
           </w:p>
         </w:tc>
       </w:tr>
@@ -942,7 +1031,27 @@
                 <w:sz w:val="20"/>
                 <w:szCs w:val="20"/>
               </w:rPr>
-              <w:t>En el marco del desarrollo de YourMeds, abordaremos las siguientes competencias relacionadas a nuestro perfil de egreso:</w:t>
+              <w:t xml:space="preserve">En el marco del desarrollo de </w:t>
+            </w:r>
+            <w:proofErr w:type="spellStart"/>
+            <w:r>
+              <w:rPr>
+                <w:iCs/>
+                <w:color w:val="548DD4"/>
+                <w:sz w:val="20"/>
+                <w:szCs w:val="20"/>
+              </w:rPr>
+              <w:t>YourMeds</w:t>
+            </w:r>
+            <w:proofErr w:type="spellEnd"/>
+            <w:r>
+              <w:rPr>
+                <w:iCs/>
+                <w:color w:val="548DD4"/>
+                <w:sz w:val="20"/>
+                <w:szCs w:val="20"/>
+              </w:rPr>
+              <w:t>, abordaremos las siguientes competencias relacionadas a nuestro perfil de egreso:</w:t>
             </w:r>
           </w:p>
           <w:p>
@@ -2722,22 +2831,87 @@
                 <w:szCs w:val="20"/>
               </w:rPr>
             </w:pPr>
-            <w:r>
-              <w:rPr>
-                <w:b/>
-                <w:color w:val="548DD4"/>
-                <w:sz w:val="20"/>
-                <w:szCs w:val="20"/>
-              </w:rPr>
-              <w:t>Product Owner:</w:t>
-            </w:r>
-            <w:r>
-              <w:rPr>
-                <w:color w:val="548DD4"/>
-                <w:sz w:val="20"/>
-                <w:szCs w:val="20"/>
-              </w:rPr>
-              <w:t xml:space="preserve"> Es el responsable de maximizar el valor del producto y de representar la voz del cliente dentro del equipo Scrum. Actúa como puente entre las necesidades del negocio y el equipo de desarrollo.</w:t>
+            <w:proofErr w:type="spellStart"/>
+            <w:r>
+              <w:rPr>
+                <w:b/>
+                <w:color w:val="548DD4"/>
+                <w:sz w:val="20"/>
+                <w:szCs w:val="20"/>
+              </w:rPr>
+              <w:t>Product</w:t>
+            </w:r>
+            <w:proofErr w:type="spellEnd"/>
+            <w:r>
+              <w:rPr>
+                <w:b/>
+                <w:color w:val="548DD4"/>
+                <w:sz w:val="20"/>
+                <w:szCs w:val="20"/>
+              </w:rPr>
+              <w:t xml:space="preserve"> </w:t>
+            </w:r>
+            <w:proofErr w:type="spellStart"/>
+            <w:r>
+              <w:rPr>
+                <w:b/>
+                <w:color w:val="548DD4"/>
+                <w:sz w:val="20"/>
+                <w:szCs w:val="20"/>
+              </w:rPr>
+              <w:t>Owner</w:t>
+            </w:r>
+            <w:proofErr w:type="spellEnd"/>
+            <w:r>
+              <w:rPr>
+                <w:b/>
+                <w:color w:val="548DD4"/>
+                <w:sz w:val="20"/>
+                <w:szCs w:val="20"/>
+              </w:rPr>
+              <w:t>:</w:t>
+            </w:r>
+            <w:r>
+              <w:rPr>
+                <w:color w:val="548DD4"/>
+                <w:sz w:val="20"/>
+                <w:szCs w:val="20"/>
+              </w:rPr>
+              <w:t xml:space="preserve"> Es el responsable de </w:t>
+            </w:r>
+            <w:r>
+              <w:rPr>
+                <w:color w:val="548DD4"/>
+                <w:sz w:val="20"/>
+                <w:szCs w:val="20"/>
+              </w:rPr>
+              <w:t xml:space="preserve">asegurar que el desarrollo de la aplicación </w:t>
+            </w:r>
+            <w:proofErr w:type="spellStart"/>
+            <w:r>
+              <w:rPr>
+                <w:color w:val="548DD4"/>
+                <w:sz w:val="20"/>
+                <w:szCs w:val="20"/>
+              </w:rPr>
+              <w:t>YourMeds</w:t>
+            </w:r>
+            <w:proofErr w:type="spellEnd"/>
+            <w:r>
+              <w:rPr>
+                <w:color w:val="548DD4"/>
+                <w:sz w:val="20"/>
+                <w:szCs w:val="20"/>
+              </w:rPr>
+              <w:t xml:space="preserve"> integre las necesidades reales del usuario final con la finalidad que el equipo construya funcionalidades que aporten valor directo al producto</w:t>
+            </w:r>
+            <w:r>
+              <w:rPr>
+                <w:color w:val="548DD4"/>
+                <w:sz w:val="20"/>
+                <w:szCs w:val="20"/>
+              </w:rPr>
+              <w:t>.</w:t>
             </w:r>
           </w:p>
           <w:p>
@@ -2804,7 +2978,25 @@
                 <w:sz w:val="20"/>
                 <w:szCs w:val="20"/>
               </w:rPr>
-              <w:t>Gestionar y priorizar el Product Backlog.</w:t>
+              <w:t xml:space="preserve">Gestionar y priorizar el </w:t>
+            </w:r>
+            <w:proofErr w:type="spellStart"/>
+            <w:r>
+              <w:rPr>
+                <w:color w:val="548DD4"/>
+                <w:sz w:val="20"/>
+                <w:szCs w:val="20"/>
+              </w:rPr>
+              <w:t>Product</w:t>
+            </w:r>
+            <w:proofErr w:type="spellEnd"/>
+            <w:r>
+              <w:rPr>
+                <w:color w:val="548DD4"/>
+                <w:sz w:val="20"/>
+                <w:szCs w:val="20"/>
+              </w:rPr>
+              <w:t xml:space="preserve"> Backlog.</w:t>
             </w:r>
           </w:p>
           <w:p>
@@ -2821,13 +3013,23 @@
                 <w:szCs w:val="20"/>
               </w:rPr>
             </w:pPr>
-            <w:r>
-              <w:rPr>
-                <w:color w:val="548DD4"/>
-                <w:sz w:val="20"/>
-                <w:szCs w:val="20"/>
-              </w:rPr>
-              <w:t>Asegurar que las historias de usuario estén claras y alineadas al valor de negocio.</w:t>
+            <w:proofErr w:type="gramStart"/>
+            <w:r>
+              <w:rPr>
+                <w:color w:val="548DD4"/>
+                <w:sz w:val="20"/>
+                <w:szCs w:val="20"/>
+              </w:rPr>
+              <w:t>Asegurar</w:t>
+            </w:r>
+            <w:proofErr w:type="gramEnd"/>
+            <w:r>
+              <w:rPr>
+                <w:color w:val="548DD4"/>
+                <w:sz w:val="20"/>
+                <w:szCs w:val="20"/>
+              </w:rPr>
+              <w:t xml:space="preserve"> que las historias de usuario estén claras y alineadas al valor de negocio.</w:t>
             </w:r>
           </w:p>
           <w:p>
@@ -2873,7 +3075,25 @@
                 <w:sz w:val="20"/>
                 <w:szCs w:val="20"/>
               </w:rPr>
-              <w:t>Colaborar con stakeholders y clientes para entender necesidades.</w:t>
+              <w:t xml:space="preserve">Colaborar con </w:t>
+            </w:r>
+            <w:proofErr w:type="spellStart"/>
+            <w:r>
+              <w:rPr>
+                <w:color w:val="548DD4"/>
+                <w:sz w:val="20"/>
+                <w:szCs w:val="20"/>
+              </w:rPr>
+              <w:t>stakeholders</w:t>
+            </w:r>
+            <w:proofErr w:type="spellEnd"/>
+            <w:r>
+              <w:rPr>
+                <w:color w:val="548DD4"/>
+                <w:sz w:val="20"/>
+                <w:szCs w:val="20"/>
+              </w:rPr>
+              <w:t xml:space="preserve"> y clientes para entender necesidades.</w:t>
             </w:r>
           </w:p>
           <w:p>
@@ -2932,15 +3152,69 @@
                 <w:sz w:val="20"/>
                 <w:szCs w:val="20"/>
               </w:rPr>
-              <w:t xml:space="preserve">Scrum Master: </w:t>
-            </w:r>
-            <w:r>
-              <w:rPr>
-                <w:color w:val="548DD4"/>
-                <w:sz w:val="20"/>
-                <w:szCs w:val="20"/>
-              </w:rPr>
-              <w:t>Es el facilitador del equipo Scrum. Su rol es velar por que el marco de trabajo se aplique correctamente y eliminar impedimentos que afecten al equipo.</w:t>
+              <w:t xml:space="preserve">Scrum </w:t>
+            </w:r>
+            <w:proofErr w:type="gramStart"/>
+            <w:r>
+              <w:rPr>
+                <w:b/>
+                <w:color w:val="548DD4"/>
+                <w:sz w:val="20"/>
+                <w:szCs w:val="20"/>
+              </w:rPr>
+              <w:t>Master</w:t>
+            </w:r>
+            <w:proofErr w:type="gramEnd"/>
+            <w:r>
+              <w:rPr>
+                <w:b/>
+                <w:color w:val="548DD4"/>
+                <w:sz w:val="20"/>
+                <w:szCs w:val="20"/>
+              </w:rPr>
+              <w:t xml:space="preserve">: </w:t>
+            </w:r>
+            <w:r>
+              <w:rPr>
+                <w:color w:val="548DD4"/>
+                <w:sz w:val="20"/>
+                <w:szCs w:val="20"/>
+              </w:rPr>
+              <w:t>Es el facilitador del equipo. Su rol es velar</w:t>
+            </w:r>
+            <w:r>
+              <w:rPr>
+                <w:color w:val="548DD4"/>
+                <w:sz w:val="20"/>
+                <w:szCs w:val="20"/>
+              </w:rPr>
+              <w:t xml:space="preserve"> por el equipo para que puedan trabajar sin bloqueos y que el desarrollo de </w:t>
+            </w:r>
+            <w:proofErr w:type="spellStart"/>
+            <w:r>
+              <w:rPr>
+                <w:color w:val="548DD4"/>
+                <w:sz w:val="20"/>
+                <w:szCs w:val="20"/>
+              </w:rPr>
+              <w:t>YourMeds</w:t>
+            </w:r>
+            <w:proofErr w:type="spellEnd"/>
+            <w:r>
+              <w:rPr>
+                <w:color w:val="548DD4"/>
+                <w:sz w:val="20"/>
+                <w:szCs w:val="20"/>
+              </w:rPr>
+              <w:t xml:space="preserve"> avance fluidamente según la planificación</w:t>
+            </w:r>
+            <w:r>
+              <w:rPr>
+                <w:color w:val="548DD4"/>
+                <w:sz w:val="20"/>
+                <w:szCs w:val="20"/>
+              </w:rPr>
+              <w:t>.</w:t>
             </w:r>
           </w:p>
           <w:p>
@@ -3002,6 +3276,7 @@
                 <w:lang w:val="en-US"/>
               </w:rPr>
             </w:pPr>
+            <w:proofErr w:type="spellStart"/>
             <w:r>
               <w:rPr>
                 <w:color w:val="548DD4"/>
@@ -3009,7 +3284,37 @@
                 <w:szCs w:val="20"/>
                 <w:lang w:val="en-US"/>
               </w:rPr>
-              <w:t>Facilitar las ceremonias:</w:t>
+              <w:t>Facilitar</w:t>
+            </w:r>
+            <w:proofErr w:type="spellEnd"/>
+            <w:r>
+              <w:rPr>
+                <w:color w:val="548DD4"/>
+                <w:sz w:val="20"/>
+                <w:szCs w:val="20"/>
+                <w:lang w:val="en-US"/>
+              </w:rPr>
+              <w:t xml:space="preserve"> las </w:t>
+            </w:r>
+            <w:proofErr w:type="spellStart"/>
+            <w:r>
+              <w:rPr>
+                <w:color w:val="548DD4"/>
+                <w:sz w:val="20"/>
+                <w:szCs w:val="20"/>
+                <w:lang w:val="en-US"/>
+              </w:rPr>
+              <w:t>ceremonias</w:t>
+            </w:r>
+            <w:proofErr w:type="spellEnd"/>
+            <w:r>
+              <w:rPr>
+                <w:color w:val="548DD4"/>
+                <w:sz w:val="20"/>
+                <w:szCs w:val="20"/>
+                <w:lang w:val="en-US"/>
+              </w:rPr>
+              <w:t>:</w:t>
             </w:r>
             <w:r>
               <w:rPr>
@@ -3088,7 +3393,43 @@
                 <w:sz w:val="20"/>
                 <w:szCs w:val="20"/>
               </w:rPr>
-              <w:t>Actuar como coach del equipo y del Product Owner en prácticas ágiles.</w:t>
+              <w:t xml:space="preserve">Actuar como coach del equipo y del </w:t>
+            </w:r>
+            <w:proofErr w:type="spellStart"/>
+            <w:r>
+              <w:rPr>
+                <w:color w:val="548DD4"/>
+                <w:sz w:val="20"/>
+                <w:szCs w:val="20"/>
+              </w:rPr>
+              <w:t>Product</w:t>
+            </w:r>
+            <w:proofErr w:type="spellEnd"/>
+            <w:r>
+              <w:rPr>
+                <w:color w:val="548DD4"/>
+                <w:sz w:val="20"/>
+                <w:szCs w:val="20"/>
+              </w:rPr>
+              <w:t xml:space="preserve"> </w:t>
+            </w:r>
+            <w:proofErr w:type="spellStart"/>
+            <w:r>
+              <w:rPr>
+                <w:color w:val="548DD4"/>
+                <w:sz w:val="20"/>
+                <w:szCs w:val="20"/>
+              </w:rPr>
+              <w:t>Owner</w:t>
+            </w:r>
+            <w:proofErr w:type="spellEnd"/>
+            <w:r>
+              <w:rPr>
+                <w:color w:val="548DD4"/>
+                <w:sz w:val="20"/>
+                <w:szCs w:val="20"/>
+              </w:rPr>
+              <w:t xml:space="preserve"> en prácticas ágiles.</w:t>
             </w:r>
           </w:p>
           <w:p>
@@ -3159,15 +3500,157 @@
                 <w:sz w:val="20"/>
                 <w:szCs w:val="20"/>
               </w:rPr>
-              <w:t xml:space="preserve">Desarrollador Full Stack: </w:t>
-            </w:r>
-            <w:r>
-              <w:rPr>
-                <w:color w:val="548DD4"/>
-                <w:sz w:val="20"/>
-                <w:szCs w:val="20"/>
-              </w:rPr>
-              <w:t>Profesional capaz de trabajar tanto en el frontend (interfaz de usuario) como en el backend (lógica de negocio, base de datos, servidores).</w:t>
+              <w:t xml:space="preserve">Desarrollador Full </w:t>
+            </w:r>
+            <w:proofErr w:type="spellStart"/>
+            <w:r>
+              <w:rPr>
+                <w:b/>
+                <w:color w:val="548DD4"/>
+                <w:sz w:val="20"/>
+                <w:szCs w:val="20"/>
+              </w:rPr>
+              <w:t>Stack</w:t>
+            </w:r>
+            <w:proofErr w:type="spellEnd"/>
+            <w:r>
+              <w:rPr>
+                <w:b/>
+                <w:color w:val="548DD4"/>
+                <w:sz w:val="20"/>
+                <w:szCs w:val="20"/>
+              </w:rPr>
+              <w:t xml:space="preserve">: </w:t>
+            </w:r>
+            <w:r>
+              <w:rPr>
+                <w:color w:val="548DD4"/>
+                <w:sz w:val="20"/>
+                <w:szCs w:val="20"/>
+              </w:rPr>
+              <w:t xml:space="preserve">Implementa directamente las funcionalidades de la aplicación </w:t>
+            </w:r>
+            <w:proofErr w:type="spellStart"/>
+            <w:r>
+              <w:rPr>
+                <w:color w:val="548DD4"/>
+                <w:sz w:val="20"/>
+                <w:szCs w:val="20"/>
+              </w:rPr>
+              <w:t>YourMeds</w:t>
+            </w:r>
+            <w:proofErr w:type="spellEnd"/>
+            <w:r>
+              <w:rPr>
+                <w:color w:val="548DD4"/>
+                <w:sz w:val="20"/>
+                <w:szCs w:val="20"/>
+              </w:rPr>
+              <w:t xml:space="preserve">, tanto en </w:t>
+            </w:r>
+            <w:proofErr w:type="spellStart"/>
+            <w:r>
+              <w:rPr>
+                <w:color w:val="548DD4"/>
+                <w:sz w:val="20"/>
+                <w:szCs w:val="20"/>
+              </w:rPr>
+              <w:t>backend</w:t>
+            </w:r>
+            <w:proofErr w:type="spellEnd"/>
+            <w:r>
+              <w:rPr>
+                <w:color w:val="548DD4"/>
+                <w:sz w:val="20"/>
+                <w:szCs w:val="20"/>
+              </w:rPr>
+              <w:t xml:space="preserve"> (API</w:t>
+            </w:r>
+            <w:r>
+              <w:rPr>
+                <w:color w:val="548DD4"/>
+                <w:sz w:val="20"/>
+                <w:szCs w:val="20"/>
+              </w:rPr>
+              <w:t xml:space="preserve"> Spring </w:t>
+            </w:r>
+            <w:proofErr w:type="spellStart"/>
+            <w:r>
+              <w:rPr>
+                <w:color w:val="548DD4"/>
+                <w:sz w:val="20"/>
+                <w:szCs w:val="20"/>
+              </w:rPr>
+              <w:t>Boot</w:t>
+            </w:r>
+            <w:proofErr w:type="spellEnd"/>
+            <w:r>
+              <w:rPr>
+                <w:color w:val="548DD4"/>
+                <w:sz w:val="20"/>
+                <w:szCs w:val="20"/>
+              </w:rPr>
+              <w:t>, base de datos MySQL</w:t>
+            </w:r>
+            <w:r>
+              <w:rPr>
+                <w:color w:val="548DD4"/>
+                <w:sz w:val="20"/>
+                <w:szCs w:val="20"/>
+              </w:rPr>
+              <w:t>)</w:t>
+            </w:r>
+            <w:r>
+              <w:rPr>
+                <w:color w:val="548DD4"/>
+                <w:sz w:val="20"/>
+                <w:szCs w:val="20"/>
+              </w:rPr>
+              <w:t xml:space="preserve"> como </w:t>
+            </w:r>
+            <w:proofErr w:type="spellStart"/>
+            <w:r>
+              <w:rPr>
+                <w:color w:val="548DD4"/>
+                <w:sz w:val="20"/>
+                <w:szCs w:val="20"/>
+              </w:rPr>
+              <w:t>frontend</w:t>
+            </w:r>
+            <w:proofErr w:type="spellEnd"/>
+            <w:r>
+              <w:rPr>
+                <w:color w:val="548DD4"/>
+                <w:sz w:val="20"/>
+                <w:szCs w:val="20"/>
+              </w:rPr>
+              <w:t xml:space="preserve"> móvil (</w:t>
+            </w:r>
+            <w:proofErr w:type="spellStart"/>
+            <w:r>
+              <w:rPr>
+                <w:color w:val="548DD4"/>
+                <w:sz w:val="20"/>
+                <w:szCs w:val="20"/>
+              </w:rPr>
+              <w:t>React</w:t>
+            </w:r>
+            <w:proofErr w:type="spellEnd"/>
+            <w:r>
+              <w:rPr>
+                <w:color w:val="548DD4"/>
+                <w:sz w:val="20"/>
+                <w:szCs w:val="20"/>
+              </w:rPr>
+              <w:t xml:space="preserve"> Native)</w:t>
+            </w:r>
+            <w:r>
+              <w:rPr>
+                <w:color w:val="548DD4"/>
+                <w:sz w:val="20"/>
+                <w:szCs w:val="20"/>
+              </w:rPr>
+              <w:t>.</w:t>
             </w:r>
           </w:p>
           <w:p>
@@ -3211,7 +3694,7 @@
                 <w:sz w:val="20"/>
                 <w:szCs w:val="20"/>
               </w:rPr>
-              <w:t>Diseñar, desarrollar y mantener aplicaciones completas end-to-end.</w:t>
+              <w:t>Diseñar, desarrollar y mantener aplicaciones completas.</w:t>
             </w:r>
           </w:p>
           <w:p>
@@ -3234,7 +3717,25 @@
                 <w:sz w:val="20"/>
                 <w:szCs w:val="20"/>
               </w:rPr>
-              <w:t>Construir interfaces de usuario atractivas y accesibles (frontend).</w:t>
+              <w:t>Construir interfaces de usuario atractivas y accesibles (</w:t>
+            </w:r>
+            <w:proofErr w:type="spellStart"/>
+            <w:r>
+              <w:rPr>
+                <w:color w:val="548DD4"/>
+                <w:sz w:val="20"/>
+                <w:szCs w:val="20"/>
+              </w:rPr>
+              <w:t>frontend</w:t>
+            </w:r>
+            <w:proofErr w:type="spellEnd"/>
+            <w:r>
+              <w:rPr>
+                <w:color w:val="548DD4"/>
+                <w:sz w:val="20"/>
+                <w:szCs w:val="20"/>
+              </w:rPr>
+              <w:t>).</w:t>
             </w:r>
           </w:p>
           <w:p>
@@ -3257,7 +3758,43 @@
                 <w:sz w:val="20"/>
                 <w:szCs w:val="20"/>
               </w:rPr>
-              <w:t>Implementar lógica de negocio, APIs y gestión de datos (backend).</w:t>
+              <w:t xml:space="preserve">Implementar lógica de negocio, </w:t>
+            </w:r>
+            <w:proofErr w:type="spellStart"/>
+            <w:r>
+              <w:rPr>
+                <w:color w:val="548DD4"/>
+                <w:sz w:val="20"/>
+                <w:szCs w:val="20"/>
+              </w:rPr>
+              <w:t>APIs</w:t>
+            </w:r>
+            <w:proofErr w:type="spellEnd"/>
+            <w:r>
+              <w:rPr>
+                <w:color w:val="548DD4"/>
+                <w:sz w:val="20"/>
+                <w:szCs w:val="20"/>
+              </w:rPr>
+              <w:t xml:space="preserve"> y gestión de datos (</w:t>
+            </w:r>
+            <w:proofErr w:type="spellStart"/>
+            <w:r>
+              <w:rPr>
+                <w:color w:val="548DD4"/>
+                <w:sz w:val="20"/>
+                <w:szCs w:val="20"/>
+              </w:rPr>
+              <w:t>backend</w:t>
+            </w:r>
+            <w:proofErr w:type="spellEnd"/>
+            <w:r>
+              <w:rPr>
+                <w:color w:val="548DD4"/>
+                <w:sz w:val="20"/>
+                <w:szCs w:val="20"/>
+              </w:rPr>
+              <w:t>).</w:t>
             </w:r>
           </w:p>
           <w:p>
@@ -3346,6 +3883,7 @@
                 <w:sz w:val="20"/>
                 <w:szCs w:val="20"/>
               </w:rPr>
+              <w:lastRenderedPageBreak/>
               <w:t xml:space="preserve">Responsable: </w:t>
             </w:r>
             <w:r>
@@ -3373,7 +3911,7 @@
     <w:tbl>
       <w:tblPr>
         <w:tblStyle w:val="af6"/>
-        <w:tblW w:w="9498" w:type="dxa"/>
+        <w:tblW w:w="9514" w:type="dxa"/>
         <w:tblInd w:w="-714" w:type="dxa"/>
         <w:tblBorders>
           <w:top w:val="single" w:sz="4" w:space="0" w:color="BFBFBF"/>
@@ -3387,15 +3925,15 @@
         <w:tblLook w:val="0400" w:firstRow="0" w:lastRow="0" w:firstColumn="0" w:lastColumn="0" w:noHBand="0" w:noVBand="1"/>
       </w:tblPr>
       <w:tblGrid>
-        <w:gridCol w:w="9498"/>
+        <w:gridCol w:w="9514"/>
       </w:tblGrid>
       <w:tr>
         <w:trPr>
-          <w:trHeight w:val="440"/>
+          <w:trHeight w:val="378"/>
         </w:trPr>
         <w:tc>
           <w:tcPr>
-            <w:tcW w:w="9498" w:type="dxa"/>
+            <w:tcW w:w="9514" w:type="dxa"/>
             <w:vAlign w:val="center"/>
           </w:tcPr>
           <w:p>
@@ -3415,44 +3953,6 @@
                 <w:szCs w:val="28"/>
               </w:rPr>
               <w:t>6. Evidencias</w:t>
-            </w:r>
-          </w:p>
-        </w:tc>
-      </w:tr>
-      <w:tr>
-        <w:trPr>
-          <w:trHeight w:val="440"/>
-        </w:trPr>
-        <w:tc>
-          <w:tcPr>
-            <w:tcW w:w="9498" w:type="dxa"/>
-            <w:shd w:val="clear" w:color="auto" w:fill="D9E2F3"/>
-            <w:vAlign w:val="center"/>
-          </w:tcPr>
-          <w:p>
-            <w:pPr>
-              <w:pBdr>
-                <w:top w:val="nil"/>
-                <w:left w:val="nil"/>
-                <w:bottom w:val="nil"/>
-                <w:right w:val="nil"/>
-                <w:between w:val="nil"/>
-              </w:pBdr>
-              <w:tabs>
-                <w:tab w:val="center" w:pos="4419"/>
-                <w:tab w:val="right" w:pos="8838"/>
-              </w:tabs>
-              <w:spacing w:after="0" w:line="240" w:lineRule="auto"/>
-              <w:jc w:val="both"/>
-              <w:rPr>
-                <w:color w:val="1F3864"/>
-              </w:rPr>
-            </w:pPr>
-            <w:r>
-              <w:rPr>
-                <w:color w:val="1F3864"/>
-              </w:rPr>
-              <w:t>A continuación, describe qué evidencias serán evaluadas en el informe de avance y en el informe final de tu proyecto APT. Estas evidencias deben ser acordadas con tu docente.  Se entenderá por evidencia los productos que se desarrollen durante el proyecto y cuyo propósito sea visibilizar o documentar cómo se ha implementado el trabajo.  </w:t>
             </w:r>
           </w:p>
         </w:tc>
@@ -3472,7 +3972,8 @@
       <w:tblPr>
         <w:tblStyle w:val="afb"/>
         <w:tblW w:w="10065" w:type="dxa"/>
-        <w:tblInd w:w="-714" w:type="dxa"/>
+        <w:jc w:val="center"/>
+        <w:tblInd w:w="0" w:type="dxa"/>
         <w:tblBorders>
           <w:top w:val="single" w:sz="4" w:space="0" w:color="BFBFBF"/>
           <w:left w:val="single" w:sz="4" w:space="0" w:color="BFBFBF"/>
@@ -3485,18 +3986,19 @@
         <w:tblLook w:val="0400" w:firstRow="0" w:lastRow="0" w:firstColumn="0" w:lastColumn="0" w:noHBand="0" w:noVBand="1"/>
       </w:tblPr>
       <w:tblGrid>
-        <w:gridCol w:w="1740"/>
-        <w:gridCol w:w="2355"/>
-        <w:gridCol w:w="3420"/>
+        <w:gridCol w:w="1555"/>
+        <w:gridCol w:w="2409"/>
+        <w:gridCol w:w="3551"/>
         <w:gridCol w:w="2550"/>
       </w:tblGrid>
       <w:tr>
         <w:trPr>
           <w:trHeight w:val="362"/>
+          <w:jc w:val="center"/>
         </w:trPr>
         <w:tc>
           <w:tcPr>
-            <w:tcW w:w="1740" w:type="dxa"/>
+            <w:tcW w:w="1555" w:type="dxa"/>
             <w:vAlign w:val="center"/>
           </w:tcPr>
           <w:p>
@@ -3515,16 +4017,22 @@
               <w:spacing w:after="0" w:line="240" w:lineRule="auto"/>
               <w:jc w:val="center"/>
               <w:rPr>
-                <w:b/>
-                <w:color w:val="1F3864"/>
-              </w:rPr>
-            </w:pPr>
-            <w:r>
-              <w:rPr>
-                <w:b/>
-                <w:color w:val="1F3864"/>
-              </w:rPr>
-              <w:t xml:space="preserve">Tipo de evidencia </w:t>
+                <w:rFonts w:ascii="Arial" w:hAnsi="Arial" w:cs="Arial"/>
+                <w:b/>
+                <w:color w:val="1F3864"/>
+                <w:sz w:val="20"/>
+                <w:szCs w:val="20"/>
+              </w:rPr>
+            </w:pPr>
+            <w:r>
+              <w:rPr>
+                <w:rFonts w:ascii="Arial" w:hAnsi="Arial" w:cs="Arial"/>
+                <w:b/>
+                <w:color w:val="1F3864"/>
+                <w:sz w:val="20"/>
+                <w:szCs w:val="20"/>
+              </w:rPr>
+              <w:t>Tipo de evidencia</w:t>
             </w:r>
           </w:p>
           <w:p>
@@ -3543,14 +4051,20 @@
               <w:spacing w:after="0" w:line="240" w:lineRule="auto"/>
               <w:jc w:val="center"/>
               <w:rPr>
-                <w:b/>
-                <w:color w:val="1F3864"/>
-              </w:rPr>
-            </w:pPr>
-            <w:r>
-              <w:rPr>
-                <w:b/>
-                <w:color w:val="1F3864"/>
+                <w:rFonts w:ascii="Arial" w:hAnsi="Arial" w:cs="Arial"/>
+                <w:b/>
+                <w:color w:val="1F3864"/>
+                <w:sz w:val="20"/>
+                <w:szCs w:val="20"/>
+              </w:rPr>
+            </w:pPr>
+            <w:r>
+              <w:rPr>
+                <w:rFonts w:ascii="Arial" w:hAnsi="Arial" w:cs="Arial"/>
+                <w:b/>
+                <w:color w:val="1F3864"/>
+                <w:sz w:val="20"/>
+                <w:szCs w:val="20"/>
               </w:rPr>
               <w:t>(avance o final)</w:t>
             </w:r>
@@ -3558,7 +4072,7 @@
         </w:tc>
         <w:tc>
           <w:tcPr>
-            <w:tcW w:w="2355" w:type="dxa"/>
+            <w:tcW w:w="2409" w:type="dxa"/>
             <w:vAlign w:val="center"/>
           </w:tcPr>
           <w:p>
@@ -3577,14 +4091,20 @@
               <w:spacing w:after="0" w:line="240" w:lineRule="auto"/>
               <w:jc w:val="center"/>
               <w:rPr>
-                <w:b/>
-                <w:color w:val="1F3864"/>
-              </w:rPr>
-            </w:pPr>
-            <w:r>
-              <w:rPr>
-                <w:b/>
-                <w:color w:val="1F3864"/>
+                <w:rFonts w:ascii="Arial" w:hAnsi="Arial" w:cs="Arial"/>
+                <w:b/>
+                <w:color w:val="1F3864"/>
+                <w:sz w:val="20"/>
+                <w:szCs w:val="20"/>
+              </w:rPr>
+            </w:pPr>
+            <w:r>
+              <w:rPr>
+                <w:rFonts w:ascii="Arial" w:hAnsi="Arial" w:cs="Arial"/>
+                <w:b/>
+                <w:color w:val="1F3864"/>
+                <w:sz w:val="20"/>
+                <w:szCs w:val="20"/>
               </w:rPr>
               <w:t>Nombre de la evidencia</w:t>
             </w:r>
@@ -3592,7 +4112,7 @@
         </w:tc>
         <w:tc>
           <w:tcPr>
-            <w:tcW w:w="3420" w:type="dxa"/>
+            <w:tcW w:w="3551" w:type="dxa"/>
             <w:vAlign w:val="center"/>
           </w:tcPr>
           <w:p>
@@ -3611,14 +4131,20 @@
               <w:spacing w:after="0" w:line="240" w:lineRule="auto"/>
               <w:jc w:val="center"/>
               <w:rPr>
-                <w:b/>
-                <w:color w:val="1F3864"/>
-              </w:rPr>
-            </w:pPr>
-            <w:r>
-              <w:rPr>
-                <w:b/>
-                <w:color w:val="1F3864"/>
+                <w:rFonts w:ascii="Arial" w:hAnsi="Arial" w:cs="Arial"/>
+                <w:b/>
+                <w:color w:val="1F3864"/>
+                <w:sz w:val="20"/>
+                <w:szCs w:val="20"/>
+              </w:rPr>
+            </w:pPr>
+            <w:r>
+              <w:rPr>
+                <w:rFonts w:ascii="Arial" w:hAnsi="Arial" w:cs="Arial"/>
+                <w:b/>
+                <w:color w:val="1F3864"/>
+                <w:sz w:val="20"/>
+                <w:szCs w:val="20"/>
               </w:rPr>
               <w:t>Descripción</w:t>
             </w:r>
@@ -3645,14 +4171,20 @@
               <w:spacing w:after="0" w:line="240" w:lineRule="auto"/>
               <w:jc w:val="center"/>
               <w:rPr>
-                <w:b/>
-                <w:color w:val="1F3864"/>
-              </w:rPr>
-            </w:pPr>
-            <w:r>
-              <w:rPr>
-                <w:b/>
-                <w:color w:val="1F3864"/>
+                <w:rFonts w:ascii="Arial" w:hAnsi="Arial" w:cs="Arial"/>
+                <w:b/>
+                <w:color w:val="1F3864"/>
+                <w:sz w:val="20"/>
+                <w:szCs w:val="20"/>
+              </w:rPr>
+            </w:pPr>
+            <w:r>
+              <w:rPr>
+                <w:rFonts w:ascii="Arial" w:hAnsi="Arial" w:cs="Arial"/>
+                <w:b/>
+                <w:color w:val="1F3864"/>
+                <w:sz w:val="20"/>
+                <w:szCs w:val="20"/>
               </w:rPr>
               <w:t>Justificación</w:t>
             </w:r>
@@ -3662,10 +4194,12 @@
       <w:tr>
         <w:trPr>
           <w:trHeight w:val="362"/>
+          <w:jc w:val="center"/>
         </w:trPr>
         <w:tc>
           <w:tcPr>
-            <w:tcW w:w="1740" w:type="dxa"/>
+            <w:tcW w:w="1555" w:type="dxa"/>
+            <w:vAlign w:val="center"/>
           </w:tcPr>
           <w:p>
             <w:pPr>
@@ -3683,15 +4217,21 @@
               <w:spacing w:after="0" w:line="240" w:lineRule="auto"/>
               <w:jc w:val="center"/>
               <w:rPr>
-                <w:b/>
-                <w:color w:val="1F3864"/>
-              </w:rPr>
-            </w:pPr>
-            <w:r>
-              <w:rPr>
+                <w:rFonts w:ascii="Arial" w:hAnsi="Arial" w:cs="Arial"/>
+                <w:b/>
+                <w:color w:val="1F3864"/>
+                <w:sz w:val="20"/>
+                <w:szCs w:val="20"/>
+              </w:rPr>
+            </w:pPr>
+            <w:r>
+              <w:rPr>
+                <w:rFonts w:ascii="Arial" w:hAnsi="Arial" w:cs="Arial"/>
                 <w:b/>
                 <w:bCs/>
                 <w:color w:val="1F3864"/>
+                <w:sz w:val="20"/>
+                <w:szCs w:val="20"/>
               </w:rPr>
               <w:t>Final</w:t>
             </w:r>
@@ -3699,7 +4239,8 @@
         </w:tc>
         <w:tc>
           <w:tcPr>
-            <w:tcW w:w="2355" w:type="dxa"/>
+            <w:tcW w:w="2409" w:type="dxa"/>
+            <w:vAlign w:val="center"/>
           </w:tcPr>
           <w:p>
             <w:pPr>
@@ -3717,15 +4258,21 @@
               <w:spacing w:after="0" w:line="240" w:lineRule="auto"/>
               <w:jc w:val="center"/>
               <w:rPr>
-                <w:b/>
-                <w:color w:val="1F3864"/>
-              </w:rPr>
-            </w:pPr>
-            <w:r>
-              <w:rPr>
+                <w:rFonts w:ascii="Arial" w:hAnsi="Arial" w:cs="Arial"/>
+                <w:b/>
+                <w:color w:val="1F3864"/>
+                <w:sz w:val="20"/>
+                <w:szCs w:val="20"/>
+              </w:rPr>
+            </w:pPr>
+            <w:r>
+              <w:rPr>
+                <w:rFonts w:ascii="Arial" w:hAnsi="Arial" w:cs="Arial"/>
                 <w:b/>
                 <w:bCs/>
                 <w:color w:val="1F3864"/>
+                <w:sz w:val="20"/>
+                <w:szCs w:val="20"/>
               </w:rPr>
               <w:t>1.1.1 Descripción proyecto APT</w:t>
             </w:r>
@@ -3733,49 +4280,73 @@
         </w:tc>
         <w:tc>
           <w:tcPr>
-            <w:tcW w:w="3420" w:type="dxa"/>
+            <w:tcW w:w="3551" w:type="dxa"/>
+            <w:vAlign w:val="center"/>
           </w:tcPr>
           <w:p>
             <w:pPr>
               <w:jc w:val="center"/>
               <w:rPr>
-                <w:b/>
-                <w:color w:val="1F3864"/>
-              </w:rPr>
-            </w:pPr>
-            <w:r>
-              <w:rPr>
-                <w:i/>
-                <w:iCs/>
+                <w:rFonts w:ascii="Arial" w:hAnsi="Arial" w:cs="Arial"/>
+                <w:b/>
+                <w:color w:val="1F3864"/>
+                <w:sz w:val="16"/>
+                <w:szCs w:val="16"/>
+              </w:rPr>
+            </w:pPr>
+            <w:r>
+              <w:rPr>
+                <w:rFonts w:ascii="Arial" w:hAnsi="Arial" w:cs="Arial"/>
                 <w:color w:val="4472C4"/>
-                <w:sz w:val="18"/>
-                <w:szCs w:val="18"/>
-              </w:rPr>
-              <w:t xml:space="preserve"> Punto relevante para el documento de definición proyecto APT, describiendo de forma clara la solución a desarrollar</w:t>
+                <w:sz w:val="16"/>
+                <w:szCs w:val="16"/>
+              </w:rPr>
+              <w:t>Punto relevante para el documento de definición proyecto APT, describiendo de forma clara la solución a desarrollar</w:t>
             </w:r>
           </w:p>
         </w:tc>
         <w:tc>
           <w:tcPr>
             <w:tcW w:w="2550" w:type="dxa"/>
+            <w:vAlign w:val="center"/>
           </w:tcPr>
           <w:p>
             <w:pPr>
               <w:jc w:val="center"/>
               <w:rPr>
-                <w:b/>
-                <w:color w:val="1F3864"/>
-              </w:rPr>
-            </w:pPr>
-            <w:r>
-              <w:rPr>
-                <w:i/>
-                <w:iCs/>
+                <w:rFonts w:ascii="Arial" w:hAnsi="Arial" w:cs="Arial"/>
+                <w:b/>
+                <w:color w:val="1F3864"/>
+                <w:sz w:val="16"/>
+                <w:szCs w:val="16"/>
+              </w:rPr>
+            </w:pPr>
+            <w:r>
+              <w:rPr>
+                <w:rFonts w:ascii="Arial" w:hAnsi="Arial" w:cs="Arial"/>
                 <w:color w:val="4472C4"/>
-                <w:sz w:val="18"/>
-                <w:szCs w:val="18"/>
-              </w:rPr>
-              <w:t>Respaldo concreto para el desarrollo de  solución propuesta </w:t>
+                <w:sz w:val="16"/>
+                <w:szCs w:val="16"/>
+              </w:rPr>
+              <w:t xml:space="preserve">Respaldo concreto para el desarrollo </w:t>
+            </w:r>
+            <w:r>
+              <w:rPr>
+                <w:rFonts w:ascii="Arial" w:hAnsi="Arial" w:cs="Arial"/>
+                <w:color w:val="4472C4"/>
+                <w:sz w:val="16"/>
+                <w:szCs w:val="16"/>
+              </w:rPr>
+              <w:t>de solución</w:t>
+            </w:r>
+            <w:r>
+              <w:rPr>
+                <w:rFonts w:ascii="Arial" w:hAnsi="Arial" w:cs="Arial"/>
+                <w:color w:val="4472C4"/>
+                <w:sz w:val="16"/>
+                <w:szCs w:val="16"/>
+              </w:rPr>
+              <w:t xml:space="preserve"> propuesta</w:t>
             </w:r>
           </w:p>
         </w:tc>
@@ -3783,10 +4354,12 @@
       <w:tr>
         <w:trPr>
           <w:trHeight w:val="362"/>
+          <w:jc w:val="center"/>
         </w:trPr>
         <w:tc>
           <w:tcPr>
-            <w:tcW w:w="1740" w:type="dxa"/>
+            <w:tcW w:w="1555" w:type="dxa"/>
+            <w:vAlign w:val="center"/>
           </w:tcPr>
           <w:p>
             <w:pPr>
@@ -3797,15 +4370,21 @@
               <w:spacing w:after="0" w:line="240" w:lineRule="auto"/>
               <w:jc w:val="center"/>
               <w:rPr>
-                <w:b/>
-                <w:color w:val="1F3864"/>
-              </w:rPr>
-            </w:pPr>
-            <w:r>
-              <w:rPr>
+                <w:rFonts w:ascii="Arial" w:hAnsi="Arial" w:cs="Arial"/>
+                <w:b/>
+                <w:color w:val="1F3864"/>
+                <w:sz w:val="20"/>
+                <w:szCs w:val="20"/>
+              </w:rPr>
+            </w:pPr>
+            <w:r>
+              <w:rPr>
+                <w:rFonts w:ascii="Arial" w:hAnsi="Arial" w:cs="Arial"/>
                 <w:b/>
                 <w:bCs/>
                 <w:color w:val="1F3864"/>
+                <w:sz w:val="20"/>
+                <w:szCs w:val="20"/>
               </w:rPr>
               <w:t>Final</w:t>
             </w:r>
@@ -3813,7 +4392,8 @@
         </w:tc>
         <w:tc>
           <w:tcPr>
-            <w:tcW w:w="2355" w:type="dxa"/>
+            <w:tcW w:w="2409" w:type="dxa"/>
+            <w:vAlign w:val="center"/>
           </w:tcPr>
           <w:p>
             <w:pPr>
@@ -3831,76 +4411,110 @@
               <w:spacing w:after="0" w:line="240" w:lineRule="auto"/>
               <w:jc w:val="center"/>
               <w:rPr>
-                <w:b/>
-                <w:color w:val="1F3864"/>
-              </w:rPr>
-            </w:pPr>
-            <w:r>
-              <w:rPr>
+                <w:rFonts w:ascii="Arial" w:hAnsi="Arial" w:cs="Arial"/>
+                <w:b/>
+                <w:color w:val="1F3864"/>
+                <w:sz w:val="20"/>
+                <w:szCs w:val="20"/>
+              </w:rPr>
+            </w:pPr>
+            <w:r>
+              <w:rPr>
+                <w:rFonts w:ascii="Arial" w:hAnsi="Arial" w:cs="Arial"/>
                 <w:b/>
                 <w:bCs/>
                 <w:color w:val="1F3864"/>
-              </w:rPr>
-              <w:t>1.1.2 Fundamentación</w:t>
+                <w:sz w:val="20"/>
+                <w:szCs w:val="20"/>
+              </w:rPr>
+              <w:t>1.</w:t>
+            </w:r>
+            <w:r>
+              <w:rPr>
+                <w:rFonts w:ascii="Arial" w:hAnsi="Arial" w:cs="Arial"/>
+                <w:b/>
+                <w:bCs/>
+                <w:color w:val="1F3864"/>
+                <w:sz w:val="20"/>
+                <w:szCs w:val="20"/>
+              </w:rPr>
+              <w:t>2 Plan de trabajo</w:t>
             </w:r>
           </w:p>
         </w:tc>
         <w:tc>
           <w:tcPr>
-            <w:tcW w:w="3420" w:type="dxa"/>
+            <w:tcW w:w="3551" w:type="dxa"/>
+            <w:vAlign w:val="center"/>
           </w:tcPr>
           <w:p>
             <w:pPr>
               <w:jc w:val="center"/>
               <w:rPr>
-                <w:b/>
-                <w:color w:val="1F3864"/>
-              </w:rPr>
-            </w:pPr>
-            <w:r>
-              <w:rPr>
-                <w:i/>
-                <w:iCs/>
+                <w:rFonts w:ascii="Arial" w:hAnsi="Arial" w:cs="Arial"/>
+                <w:b/>
+                <w:color w:val="1F3864"/>
+                <w:sz w:val="16"/>
+                <w:szCs w:val="16"/>
+              </w:rPr>
+            </w:pPr>
+            <w:r>
+              <w:rPr>
+                <w:rFonts w:ascii="Arial" w:hAnsi="Arial" w:cs="Arial"/>
                 <w:color w:val="4472C4"/>
-                <w:sz w:val="18"/>
-                <w:szCs w:val="18"/>
-              </w:rPr>
-              <w:t>Evidencia perteneciente al documento de definición proyecto APT, describiendo y explicando la relevancia del proyecto asociando con el perfil de egreso en  conjunto con los intereses profesionales y respaldando la factibilidad de realizar la solución propuesta </w:t>
+                <w:sz w:val="16"/>
+                <w:szCs w:val="16"/>
+              </w:rPr>
+              <w:t>Evidencia</w:t>
+            </w:r>
+            <w:r>
+              <w:rPr>
+                <w:rFonts w:ascii="Arial" w:hAnsi="Arial" w:cs="Arial"/>
+                <w:color w:val="4472C4"/>
+                <w:sz w:val="16"/>
+                <w:szCs w:val="16"/>
+              </w:rPr>
+              <w:t xml:space="preserve"> detalla las tareas, responsables, recursos y tiempos necesarios para desarrollar la solución. Resume la ruta completa del proyecto, desde la definición inicial hasta el despliegue, permitiendo organizar y guiar de forma estructurada todas las actividades clave.</w:t>
             </w:r>
           </w:p>
         </w:tc>
         <w:tc>
           <w:tcPr>
             <w:tcW w:w="2550" w:type="dxa"/>
+            <w:vAlign w:val="center"/>
           </w:tcPr>
           <w:p>
             <w:pPr>
               <w:jc w:val="center"/>
               <w:rPr>
-                <w:b/>
-                <w:color w:val="1F3864"/>
-              </w:rPr>
-            </w:pPr>
-            <w:r>
-              <w:rPr>
-                <w:i/>
-                <w:iCs/>
+                <w:rFonts w:ascii="Arial" w:hAnsi="Arial" w:cs="Arial"/>
+                <w:b/>
+                <w:color w:val="1F3864"/>
+                <w:sz w:val="16"/>
+                <w:szCs w:val="16"/>
+              </w:rPr>
+            </w:pPr>
+            <w:r>
+              <w:rPr>
+                <w:rFonts w:ascii="Arial" w:hAnsi="Arial" w:cs="Arial"/>
                 <w:color w:val="4472C4"/>
-                <w:sz w:val="18"/>
-                <w:szCs w:val="18"/>
-              </w:rPr>
-              <w:t>Punto esencial para respaldar la propuesta sin perder el enfoque y así poder alinear de forma clara la solución para avanzar en el proceso</w:t>
+                <w:sz w:val="16"/>
+                <w:szCs w:val="16"/>
+              </w:rPr>
+              <w:t>El Plan de Trabajo es esencial porque permite ordenar el desarrollo, asignar responsabilidades, anticipar riesgos y asegurar que el proyecto avance de manera controlada. Además, garantiza que las actividades estén alineadas con los objetivos y competencias del proyecto.</w:t>
             </w:r>
           </w:p>
         </w:tc>
       </w:tr>
       <w:tr>
         <w:trPr>
-          <w:trHeight w:val="362"/>
+          <w:trHeight w:val="1580"/>
+          <w:jc w:val="center"/>
         </w:trPr>
         <w:tc>
           <w:tcPr>
-            <w:tcW w:w="1740" w:type="dxa"/>
+            <w:tcW w:w="1555" w:type="dxa"/>
+            <w:vAlign w:val="center"/>
           </w:tcPr>
           <w:p>
             <w:pPr>
@@ -3918,15 +4532,20 @@
               <w:spacing w:after="0" w:line="240" w:lineRule="auto"/>
               <w:jc w:val="center"/>
               <w:rPr>
-                <w:b/>
-                <w:color w:val="1F3864"/>
-              </w:rPr>
-            </w:pPr>
-            <w:r>
-              <w:rPr>
-                <w:b/>
-                <w:bCs/>
-                <w:color w:val="1F3864"/>
+                <w:rFonts w:ascii="Arial" w:hAnsi="Arial" w:cs="Arial"/>
+                <w:b/>
+                <w:color w:val="1F3864"/>
+                <w:sz w:val="20"/>
+                <w:szCs w:val="20"/>
+              </w:rPr>
+            </w:pPr>
+            <w:r>
+              <w:rPr>
+                <w:rFonts w:ascii="Arial" w:hAnsi="Arial" w:cs="Arial"/>
+                <w:b/>
+                <w:color w:val="1F3864"/>
+                <w:sz w:val="20"/>
+                <w:szCs w:val="20"/>
               </w:rPr>
               <w:t>Final</w:t>
             </w:r>
@@ -3934,7 +4553,8 @@
         </w:tc>
         <w:tc>
           <w:tcPr>
-            <w:tcW w:w="2355" w:type="dxa"/>
+            <w:tcW w:w="2409" w:type="dxa"/>
+            <w:vAlign w:val="center"/>
           </w:tcPr>
           <w:p>
             <w:pPr>
@@ -3952,23 +4572,39 @@
               <w:spacing w:after="0" w:line="240" w:lineRule="auto"/>
               <w:jc w:val="center"/>
               <w:rPr>
-                <w:b/>
-                <w:color w:val="1F3864"/>
-              </w:rPr>
-            </w:pPr>
-            <w:r>
-              <w:rPr>
-                <w:b/>
-                <w:bCs/>
-                <w:color w:val="1F3864"/>
-              </w:rPr>
-              <w:t>1.1.5 Acta de reunión</w:t>
+                <w:rFonts w:ascii="Arial" w:hAnsi="Arial" w:cs="Arial"/>
+                <w:b/>
+                <w:color w:val="1F3864"/>
+                <w:sz w:val="20"/>
+                <w:szCs w:val="20"/>
+              </w:rPr>
+            </w:pPr>
+            <w:r>
+              <w:rPr>
+                <w:rFonts w:ascii="Arial" w:hAnsi="Arial" w:cs="Arial"/>
+                <w:b/>
+                <w:color w:val="1F3864"/>
+                <w:sz w:val="20"/>
+                <w:szCs w:val="20"/>
+              </w:rPr>
+              <w:t>1.3 Requerimiento</w:t>
+            </w:r>
+            <w:r>
+              <w:rPr>
+                <w:rFonts w:ascii="Arial" w:hAnsi="Arial" w:cs="Arial"/>
+                <w:b/>
+                <w:color w:val="1F3864"/>
+                <w:sz w:val="20"/>
+                <w:szCs w:val="20"/>
+              </w:rPr>
+              <w:t>s</w:t>
             </w:r>
           </w:p>
         </w:tc>
         <w:tc>
           <w:tcPr>
-            <w:tcW w:w="3420" w:type="dxa"/>
+            <w:tcW w:w="3551" w:type="dxa"/>
+            <w:vAlign w:val="center"/>
           </w:tcPr>
           <w:p>
             <w:pPr>
@@ -3986,26 +4622,100 @@
               <w:spacing w:after="0" w:line="240" w:lineRule="auto"/>
               <w:jc w:val="center"/>
               <w:rPr>
-                <w:b/>
-                <w:color w:val="1F3864"/>
-              </w:rPr>
-            </w:pPr>
-            <w:r>
-              <w:rPr>
-                <w:i/>
-                <w:iCs/>
+                <w:rFonts w:ascii="Arial" w:hAnsi="Arial" w:cs="Arial"/>
+                <w:color w:val="1F3864"/>
+                <w:sz w:val="16"/>
+                <w:szCs w:val="16"/>
+              </w:rPr>
+            </w:pPr>
+            <w:r>
+              <w:rPr>
+                <w:rFonts w:ascii="Arial" w:hAnsi="Arial" w:cs="Arial"/>
                 <w:color w:val="4472C4"/>
-                <w:sz w:val="18"/>
-                <w:szCs w:val="18"/>
-              </w:rPr>
-              <w:t>Evidencia semanal para aclarar temas a desarrollar, como resolver temas pendientes. Así complementando el trabajo en equipo, reforzando los roles de cada uno para llevar a cabo los avances del proyecto</w:t>
+                <w:sz w:val="16"/>
+                <w:szCs w:val="16"/>
+              </w:rPr>
+              <w:t xml:space="preserve">Este documento reúne y organiza todos los requerimientos funcionales y no funcionales del sistema </w:t>
+            </w:r>
+            <w:proofErr w:type="spellStart"/>
+            <w:r>
+              <w:rPr>
+                <w:rFonts w:ascii="Arial" w:hAnsi="Arial" w:cs="Arial"/>
+                <w:color w:val="4472C4"/>
+                <w:sz w:val="16"/>
+                <w:szCs w:val="16"/>
+              </w:rPr>
+              <w:t>YourMeds</w:t>
+            </w:r>
+            <w:proofErr w:type="spellEnd"/>
+            <w:r>
+              <w:rPr>
+                <w:rFonts w:ascii="Arial" w:hAnsi="Arial" w:cs="Arial"/>
+                <w:color w:val="4472C4"/>
+                <w:sz w:val="16"/>
+                <w:szCs w:val="16"/>
+              </w:rPr>
+              <w:t>, especificando las necesidades que debe cumplir la aplicación para su correcto funcionamiento.</w:t>
             </w:r>
           </w:p>
         </w:tc>
         <w:tc>
           <w:tcPr>
             <w:tcW w:w="2550" w:type="dxa"/>
+            <w:vAlign w:val="center"/>
           </w:tcPr>
+          <w:p>
+            <w:pPr>
+              <w:pBdr>
+                <w:top w:val="nil"/>
+                <w:left w:val="nil"/>
+                <w:bottom w:val="nil"/>
+                <w:right w:val="nil"/>
+                <w:between w:val="nil"/>
+              </w:pBdr>
+              <w:tabs>
+                <w:tab w:val="center" w:pos="4419"/>
+                <w:tab w:val="right" w:pos="8838"/>
+              </w:tabs>
+              <w:spacing w:after="0"/>
+              <w:jc w:val="center"/>
+              <w:rPr>
+                <w:rFonts w:ascii="Arial" w:hAnsi="Arial" w:cs="Arial"/>
+                <w:color w:val="4472C4"/>
+                <w:sz w:val="16"/>
+                <w:szCs w:val="16"/>
+              </w:rPr>
+            </w:pPr>
+            <w:r>
+              <w:rPr>
+                <w:rFonts w:ascii="Arial" w:hAnsi="Arial" w:cs="Arial"/>
+                <w:color w:val="4472C4"/>
+                <w:sz w:val="16"/>
+                <w:szCs w:val="16"/>
+              </w:rPr>
+              <w:t xml:space="preserve">El documento de requerimientos es fundamental porque permite definir y formalizar las necesidades del usuario y del sistema, evitando interpretaciones erróneas durante el desarrollo. Esto garantiza que todas las funcionalidades de </w:t>
+            </w:r>
+            <w:proofErr w:type="spellStart"/>
+            <w:r>
+              <w:rPr>
+                <w:rFonts w:ascii="Arial" w:hAnsi="Arial" w:cs="Arial"/>
+                <w:color w:val="4472C4"/>
+                <w:sz w:val="16"/>
+                <w:szCs w:val="16"/>
+              </w:rPr>
+              <w:t>YourMeds</w:t>
+            </w:r>
+            <w:proofErr w:type="spellEnd"/>
+            <w:r>
+              <w:rPr>
+                <w:rFonts w:ascii="Arial" w:hAnsi="Arial" w:cs="Arial"/>
+                <w:color w:val="4472C4"/>
+                <w:sz w:val="16"/>
+                <w:szCs w:val="16"/>
+              </w:rPr>
+              <w:t xml:space="preserve"> sean acorde al levantamiento de requerimientos.</w:t>
+            </w:r>
+          </w:p>
           <w:p>
             <w:pPr>
               <w:pBdr>
@@ -4022,50 +4732,25 @@
               <w:spacing w:after="0" w:line="240" w:lineRule="auto"/>
               <w:jc w:val="center"/>
               <w:rPr>
-                <w:b/>
-                <w:color w:val="1F3864"/>
-              </w:rPr>
-            </w:pPr>
-            <w:r>
-              <w:rPr>
-                <w:i/>
-                <w:iCs/>
-                <w:color w:val="4472C4"/>
-                <w:sz w:val="18"/>
-                <w:szCs w:val="18"/>
-              </w:rPr>
-              <w:t xml:space="preserve">Respaldo de reuniones realizadas con los distintos puntos hablados, así aclarando los temas pendientes, dudas como </w:t>
-            </w:r>
-            <w:r>
-              <w:rPr>
-                <w:i/>
-                <w:iCs/>
-                <w:color w:val="4472C4"/>
-                <w:sz w:val="18"/>
-                <w:szCs w:val="18"/>
-              </w:rPr>
-              <w:t>también informando</w:t>
-            </w:r>
-            <w:r>
-              <w:rPr>
-                <w:i/>
-                <w:iCs/>
-                <w:color w:val="4472C4"/>
-                <w:sz w:val="18"/>
-                <w:szCs w:val="18"/>
-              </w:rPr>
-              <w:t xml:space="preserve"> los puntos importantes a desarrollar para avanzar en el proceso</w:t>
-            </w:r>
+                <w:rFonts w:ascii="Arial" w:hAnsi="Arial" w:cs="Arial"/>
+                <w:b/>
+                <w:color w:val="1F3864"/>
+                <w:sz w:val="16"/>
+                <w:szCs w:val="16"/>
+              </w:rPr>
+            </w:pPr>
           </w:p>
         </w:tc>
       </w:tr>
       <w:tr>
         <w:trPr>
           <w:trHeight w:val="362"/>
+          <w:jc w:val="center"/>
         </w:trPr>
         <w:tc>
           <w:tcPr>
-            <w:tcW w:w="1740" w:type="dxa"/>
+            <w:tcW w:w="1555" w:type="dxa"/>
+            <w:vAlign w:val="center"/>
           </w:tcPr>
           <w:p>
             <w:pPr>
@@ -4083,15 +4768,21 @@
               <w:spacing w:after="0" w:line="240" w:lineRule="auto"/>
               <w:jc w:val="center"/>
               <w:rPr>
-                <w:b/>
-                <w:color w:val="1F3864"/>
-              </w:rPr>
-            </w:pPr>
-            <w:r>
-              <w:rPr>
+                <w:rFonts w:ascii="Arial" w:hAnsi="Arial" w:cs="Arial"/>
+                <w:b/>
+                <w:color w:val="1F3864"/>
+                <w:sz w:val="20"/>
+                <w:szCs w:val="20"/>
+              </w:rPr>
+            </w:pPr>
+            <w:r>
+              <w:rPr>
+                <w:rFonts w:ascii="Arial" w:hAnsi="Arial" w:cs="Arial"/>
                 <w:b/>
                 <w:bCs/>
                 <w:color w:val="1F3864"/>
+                <w:sz w:val="20"/>
+                <w:szCs w:val="20"/>
               </w:rPr>
               <w:t>Final</w:t>
             </w:r>
@@ -4099,7 +4790,8 @@
         </w:tc>
         <w:tc>
           <w:tcPr>
-            <w:tcW w:w="2355" w:type="dxa"/>
+            <w:tcW w:w="2409" w:type="dxa"/>
+            <w:vAlign w:val="center"/>
           </w:tcPr>
           <w:p>
             <w:pPr>
@@ -4117,15 +4809,21 @@
               <w:spacing w:after="0" w:line="240" w:lineRule="auto"/>
               <w:jc w:val="center"/>
               <w:rPr>
-                <w:b/>
-                <w:color w:val="1F3864"/>
-              </w:rPr>
-            </w:pPr>
-            <w:r>
-              <w:rPr>
+                <w:rFonts w:ascii="Arial" w:hAnsi="Arial" w:cs="Arial"/>
+                <w:b/>
+                <w:color w:val="1F3864"/>
+                <w:sz w:val="20"/>
+                <w:szCs w:val="20"/>
+              </w:rPr>
+            </w:pPr>
+            <w:r>
+              <w:rPr>
+                <w:rFonts w:ascii="Arial" w:hAnsi="Arial" w:cs="Arial"/>
                 <w:b/>
                 <w:bCs/>
                 <w:color w:val="1F3864"/>
+                <w:sz w:val="20"/>
+                <w:szCs w:val="20"/>
               </w:rPr>
               <w:t>1.4 Creación de historias de usuarios</w:t>
             </w:r>
@@ -4133,7 +4831,8 @@
         </w:tc>
         <w:tc>
           <w:tcPr>
-            <w:tcW w:w="3420" w:type="dxa"/>
+            <w:tcW w:w="3551" w:type="dxa"/>
+            <w:vAlign w:val="center"/>
           </w:tcPr>
           <w:p>
             <w:pPr>
@@ -4151,17 +4850,19 @@
               <w:spacing w:after="0" w:line="240" w:lineRule="auto"/>
               <w:jc w:val="center"/>
               <w:rPr>
-                <w:b/>
-                <w:color w:val="1F3864"/>
-              </w:rPr>
-            </w:pPr>
-            <w:r>
-              <w:rPr>
-                <w:i/>
-                <w:iCs/>
+                <w:rFonts w:ascii="Arial" w:hAnsi="Arial" w:cs="Arial"/>
+                <w:b/>
+                <w:color w:val="1F3864"/>
+                <w:sz w:val="16"/>
+                <w:szCs w:val="16"/>
+              </w:rPr>
+            </w:pPr>
+            <w:r>
+              <w:rPr>
+                <w:rFonts w:ascii="Arial" w:hAnsi="Arial" w:cs="Arial"/>
                 <w:color w:val="4472C4"/>
-                <w:sz w:val="18"/>
-                <w:szCs w:val="18"/>
+                <w:sz w:val="16"/>
+                <w:szCs w:val="16"/>
               </w:rPr>
               <w:t>Respaldo de las distintas actividades para el desarrollo de la solución, siendo de forma clara las distintas tareas que se debe cumplir</w:t>
             </w:r>
@@ -4170,6 +4871,7 @@
         <w:tc>
           <w:tcPr>
             <w:tcW w:w="2550" w:type="dxa"/>
+            <w:vAlign w:val="center"/>
           </w:tcPr>
           <w:p>
             <w:pPr>
@@ -4187,17 +4889,19 @@
               <w:spacing w:after="0" w:line="240" w:lineRule="auto"/>
               <w:jc w:val="center"/>
               <w:rPr>
-                <w:b/>
-                <w:color w:val="1F3864"/>
-              </w:rPr>
-            </w:pPr>
-            <w:r>
-              <w:rPr>
-                <w:i/>
-                <w:iCs/>
+                <w:rFonts w:ascii="Arial" w:hAnsi="Arial" w:cs="Arial"/>
+                <w:b/>
+                <w:color w:val="1F3864"/>
+                <w:sz w:val="16"/>
+                <w:szCs w:val="16"/>
+              </w:rPr>
+            </w:pPr>
+            <w:r>
+              <w:rPr>
+                <w:rFonts w:ascii="Arial" w:hAnsi="Arial" w:cs="Arial"/>
                 <w:color w:val="4472C4"/>
-                <w:sz w:val="18"/>
-                <w:szCs w:val="18"/>
+                <w:sz w:val="16"/>
+                <w:szCs w:val="16"/>
               </w:rPr>
               <w:t>Enfoque claro de los requerimientos y tareas a desarrollar durante el proceso del proyecto</w:t>
             </w:r>
@@ -4207,10 +4911,12 @@
       <w:tr>
         <w:trPr>
           <w:trHeight w:val="362"/>
+          <w:jc w:val="center"/>
         </w:trPr>
         <w:tc>
           <w:tcPr>
-            <w:tcW w:w="1740" w:type="dxa"/>
+            <w:tcW w:w="1555" w:type="dxa"/>
+            <w:vAlign w:val="center"/>
           </w:tcPr>
           <w:p>
             <w:pPr>
@@ -4228,24 +4934,31 @@
               <w:spacing w:after="0" w:line="240" w:lineRule="auto"/>
               <w:jc w:val="center"/>
               <w:rPr>
+                <w:rFonts w:ascii="Arial" w:hAnsi="Arial" w:cs="Arial"/>
                 <w:b/>
                 <w:bCs/>
                 <w:color w:val="1F3864"/>
-              </w:rPr>
-            </w:pPr>
-            <w:r>
-              <w:rPr>
+                <w:sz w:val="20"/>
+                <w:szCs w:val="20"/>
+              </w:rPr>
+            </w:pPr>
+            <w:r>
+              <w:rPr>
+                <w:rFonts w:ascii="Arial" w:hAnsi="Arial" w:cs="Arial"/>
                 <w:b/>
                 <w:bCs/>
                 <w:color w:val="1F3864"/>
-              </w:rPr>
-              <w:t>Avance</w:t>
+                <w:sz w:val="20"/>
+                <w:szCs w:val="20"/>
+              </w:rPr>
+              <w:t>Final</w:t>
             </w:r>
           </w:p>
         </w:tc>
         <w:tc>
           <w:tcPr>
-            <w:tcW w:w="2355" w:type="dxa"/>
+            <w:tcW w:w="2409" w:type="dxa"/>
+            <w:vAlign w:val="center"/>
           </w:tcPr>
           <w:p>
             <w:pPr>
@@ -4263,24 +4976,42 @@
               <w:spacing w:after="0" w:line="240" w:lineRule="auto"/>
               <w:jc w:val="center"/>
               <w:rPr>
+                <w:rFonts w:ascii="Arial" w:hAnsi="Arial" w:cs="Arial"/>
                 <w:b/>
                 <w:bCs/>
                 <w:color w:val="1F3864"/>
-              </w:rPr>
-            </w:pPr>
-            <w:r>
-              <w:rPr>
+                <w:sz w:val="20"/>
+                <w:szCs w:val="20"/>
+              </w:rPr>
+            </w:pPr>
+            <w:r>
+              <w:rPr>
+                <w:rFonts w:ascii="Arial" w:hAnsi="Arial" w:cs="Arial"/>
                 <w:b/>
                 <w:bCs/>
                 <w:color w:val="1F3864"/>
-              </w:rPr>
-              <w:t>1.7.3 Diseño Mockups</w:t>
+                <w:sz w:val="20"/>
+                <w:szCs w:val="20"/>
+              </w:rPr>
+              <w:t xml:space="preserve">1.6 </w:t>
+            </w:r>
+            <w:r>
+              <w:rPr>
+                <w:rFonts w:ascii="Arial" w:hAnsi="Arial" w:cs="Arial"/>
+                <w:b/>
+                <w:bCs/>
+                <w:color w:val="1F3864"/>
+                <w:sz w:val="20"/>
+                <w:szCs w:val="20"/>
+              </w:rPr>
+              <w:t>Diseño Mockups</w:t>
             </w:r>
           </w:p>
         </w:tc>
         <w:tc>
           <w:tcPr>
-            <w:tcW w:w="3420" w:type="dxa"/>
+            <w:tcW w:w="3551" w:type="dxa"/>
+            <w:vAlign w:val="center"/>
           </w:tcPr>
           <w:p>
             <w:pPr>
@@ -4298,48 +5029,63 @@
               <w:spacing w:after="0" w:line="240" w:lineRule="auto"/>
               <w:jc w:val="center"/>
               <w:rPr>
-                <w:i/>
-                <w:iCs/>
+                <w:rFonts w:ascii="Arial" w:hAnsi="Arial" w:cs="Arial"/>
                 <w:color w:val="4472C4"/>
-                <w:sz w:val="18"/>
-                <w:szCs w:val="18"/>
-              </w:rPr>
-            </w:pPr>
-            <w:r>
-              <w:rPr>
-                <w:i/>
-                <w:iCs/>
+                <w:sz w:val="16"/>
+                <w:szCs w:val="16"/>
+              </w:rPr>
+            </w:pPr>
+            <w:r>
+              <w:rPr>
+                <w:rFonts w:ascii="Arial" w:hAnsi="Arial" w:cs="Arial"/>
                 <w:color w:val="4472C4"/>
-                <w:sz w:val="18"/>
-                <w:szCs w:val="18"/>
+                <w:sz w:val="16"/>
+                <w:szCs w:val="16"/>
               </w:rPr>
               <w:t xml:space="preserve">Evidencia de las interfaces a desarrollar cumpliendo con los requerimientos para </w:t>
             </w:r>
             <w:r>
               <w:rPr>
-                <w:i/>
-                <w:iCs/>
+                <w:rFonts w:ascii="Arial" w:hAnsi="Arial" w:cs="Arial"/>
                 <w:color w:val="4472C4"/>
-                <w:sz w:val="18"/>
-                <w:szCs w:val="18"/>
+                <w:sz w:val="16"/>
+                <w:szCs w:val="16"/>
               </w:rPr>
               <w:t>tener una</w:t>
             </w:r>
             <w:r>
               <w:rPr>
-                <w:i/>
-                <w:iCs/>
+                <w:rFonts w:ascii="Arial" w:hAnsi="Arial" w:cs="Arial"/>
                 <w:color w:val="4472C4"/>
-                <w:sz w:val="18"/>
-                <w:szCs w:val="18"/>
-              </w:rPr>
-              <w:t xml:space="preserve"> referencia inicial  al resultado que se debe llegar como producto final</w:t>
+                <w:sz w:val="16"/>
+                <w:szCs w:val="16"/>
+              </w:rPr>
+              <w:t xml:space="preserve"> referencia </w:t>
+            </w:r>
+            <w:r>
+              <w:rPr>
+                <w:rFonts w:ascii="Arial" w:hAnsi="Arial" w:cs="Arial"/>
+                <w:color w:val="4472C4"/>
+                <w:sz w:val="16"/>
+                <w:szCs w:val="16"/>
+              </w:rPr>
+              <w:t>inicial al</w:t>
+            </w:r>
+            <w:r>
+              <w:rPr>
+                <w:rFonts w:ascii="Arial" w:hAnsi="Arial" w:cs="Arial"/>
+                <w:color w:val="4472C4"/>
+                <w:sz w:val="16"/>
+                <w:szCs w:val="16"/>
+              </w:rPr>
+              <w:t xml:space="preserve"> resultado que se debe llegar como producto final</w:t>
             </w:r>
           </w:p>
         </w:tc>
         <w:tc>
           <w:tcPr>
             <w:tcW w:w="2550" w:type="dxa"/>
+            <w:vAlign w:val="center"/>
           </w:tcPr>
           <w:p>
             <w:pPr>
@@ -4357,20 +5103,18 @@
               <w:spacing w:after="0" w:line="240" w:lineRule="auto"/>
               <w:jc w:val="center"/>
               <w:rPr>
-                <w:i/>
-                <w:iCs/>
+                <w:rFonts w:ascii="Arial" w:hAnsi="Arial" w:cs="Arial"/>
                 <w:color w:val="4472C4"/>
-                <w:sz w:val="18"/>
-                <w:szCs w:val="18"/>
-              </w:rPr>
-            </w:pPr>
-            <w:r>
-              <w:rPr>
-                <w:i/>
-                <w:iCs/>
+                <w:sz w:val="16"/>
+                <w:szCs w:val="16"/>
+              </w:rPr>
+            </w:pPr>
+            <w:r>
+              <w:rPr>
+                <w:rFonts w:ascii="Arial" w:hAnsi="Arial" w:cs="Arial"/>
                 <w:color w:val="4472C4"/>
-                <w:sz w:val="18"/>
-                <w:szCs w:val="18"/>
+                <w:sz w:val="16"/>
+                <w:szCs w:val="16"/>
               </w:rPr>
               <w:t>Referencia inicial para cumplir con los requerimientos y el objetivo principal, sin perder el enfoque durante el proceso de desarrollo de la aplicación</w:t>
             </w:r>
@@ -4380,10 +5124,12 @@
       <w:tr>
         <w:trPr>
           <w:trHeight w:val="362"/>
+          <w:jc w:val="center"/>
         </w:trPr>
         <w:tc>
           <w:tcPr>
-            <w:tcW w:w="1740" w:type="dxa"/>
+            <w:tcW w:w="1555" w:type="dxa"/>
+            <w:vAlign w:val="center"/>
           </w:tcPr>
           <w:p>
             <w:pPr>
@@ -4401,24 +5147,31 @@
               <w:spacing w:after="0" w:line="240" w:lineRule="auto"/>
               <w:jc w:val="center"/>
               <w:rPr>
+                <w:rFonts w:ascii="Arial" w:hAnsi="Arial" w:cs="Arial"/>
                 <w:b/>
                 <w:bCs/>
                 <w:color w:val="1F3864"/>
-              </w:rPr>
-            </w:pPr>
-            <w:r>
-              <w:rPr>
+                <w:sz w:val="20"/>
+                <w:szCs w:val="20"/>
+              </w:rPr>
+            </w:pPr>
+            <w:r>
+              <w:rPr>
+                <w:rFonts w:ascii="Arial" w:hAnsi="Arial" w:cs="Arial"/>
                 <w:b/>
                 <w:bCs/>
                 <w:color w:val="1F3864"/>
-              </w:rPr>
-              <w:t>Avance</w:t>
+                <w:sz w:val="20"/>
+                <w:szCs w:val="20"/>
+              </w:rPr>
+              <w:t>Final</w:t>
             </w:r>
           </w:p>
         </w:tc>
         <w:tc>
           <w:tcPr>
-            <w:tcW w:w="2355" w:type="dxa"/>
+            <w:tcW w:w="2409" w:type="dxa"/>
+            <w:vAlign w:val="center"/>
           </w:tcPr>
           <w:p>
             <w:pPr>
@@ -4436,16 +5189,22 @@
               <w:spacing w:after="0" w:line="240" w:lineRule="auto"/>
               <w:jc w:val="center"/>
               <w:rPr>
+                <w:rFonts w:ascii="Arial" w:hAnsi="Arial" w:cs="Arial"/>
                 <w:b/>
                 <w:bCs/>
                 <w:color w:val="1F3864"/>
-              </w:rPr>
-            </w:pPr>
-            <w:r>
-              <w:rPr>
+                <w:sz w:val="20"/>
+                <w:szCs w:val="20"/>
+              </w:rPr>
+            </w:pPr>
+            <w:r>
+              <w:rPr>
+                <w:rFonts w:ascii="Arial" w:hAnsi="Arial" w:cs="Arial"/>
                 <w:b/>
                 <w:bCs/>
                 <w:color w:val="1F3864"/>
+                <w:sz w:val="20"/>
+                <w:szCs w:val="20"/>
               </w:rPr>
               <w:t>1.1.7 Carta Gantt</w:t>
             </w:r>
@@ -4453,7 +5212,8 @@
         </w:tc>
         <w:tc>
           <w:tcPr>
-            <w:tcW w:w="3420" w:type="dxa"/>
+            <w:tcW w:w="3551" w:type="dxa"/>
+            <w:vAlign w:val="center"/>
           </w:tcPr>
           <w:p>
             <w:pPr>
@@ -4471,60 +5231,54 @@
               <w:spacing w:after="0" w:line="240" w:lineRule="auto"/>
               <w:jc w:val="center"/>
               <w:rPr>
-                <w:i/>
-                <w:iCs/>
+                <w:rFonts w:ascii="Arial" w:hAnsi="Arial" w:cs="Arial"/>
                 <w:color w:val="4472C4"/>
-                <w:sz w:val="18"/>
-                <w:szCs w:val="18"/>
-              </w:rPr>
-            </w:pPr>
-            <w:r>
-              <w:rPr>
-                <w:i/>
-                <w:iCs/>
+                <w:sz w:val="16"/>
+                <w:szCs w:val="16"/>
+              </w:rPr>
+            </w:pPr>
+            <w:r>
+              <w:rPr>
+                <w:rFonts w:ascii="Arial" w:hAnsi="Arial" w:cs="Arial"/>
                 <w:color w:val="4472C4"/>
-                <w:sz w:val="18"/>
-                <w:szCs w:val="18"/>
+                <w:sz w:val="16"/>
+                <w:szCs w:val="16"/>
               </w:rPr>
               <w:t xml:space="preserve">Se generó la plantilla de carta </w:t>
             </w:r>
             <w:r>
               <w:rPr>
-                <w:i/>
-                <w:iCs/>
+                <w:rFonts w:ascii="Arial" w:hAnsi="Arial" w:cs="Arial"/>
                 <w:color w:val="4472C4"/>
-                <w:sz w:val="18"/>
-                <w:szCs w:val="18"/>
+                <w:sz w:val="16"/>
+                <w:szCs w:val="16"/>
               </w:rPr>
               <w:t>Gantt</w:t>
             </w:r>
             <w:r>
               <w:rPr>
-                <w:i/>
-                <w:iCs/>
+                <w:rFonts w:ascii="Arial" w:hAnsi="Arial" w:cs="Arial"/>
                 <w:color w:val="4472C4"/>
-                <w:sz w:val="18"/>
-                <w:szCs w:val="18"/>
+                <w:sz w:val="16"/>
+                <w:szCs w:val="16"/>
               </w:rPr>
               <w:t xml:space="preserve"> adaptando los </w:t>
             </w:r>
             <w:r>
               <w:rPr>
-                <w:i/>
-                <w:iCs/>
+                <w:rFonts w:ascii="Arial" w:hAnsi="Arial" w:cs="Arial"/>
                 <w:color w:val="4472C4"/>
-                <w:sz w:val="18"/>
-                <w:szCs w:val="18"/>
+                <w:sz w:val="16"/>
+                <w:szCs w:val="16"/>
               </w:rPr>
               <w:t>lunes</w:t>
             </w:r>
             <w:r>
               <w:rPr>
-                <w:i/>
-                <w:iCs/>
+                <w:rFonts w:ascii="Arial" w:hAnsi="Arial" w:cs="Arial"/>
                 <w:color w:val="4472C4"/>
-                <w:sz w:val="18"/>
-                <w:szCs w:val="18"/>
+                <w:sz w:val="16"/>
+                <w:szCs w:val="16"/>
               </w:rPr>
               <w:t xml:space="preserve"> a viernes, completando las distintas actividades actuales y futuras del proyecto APT</w:t>
             </w:r>
@@ -4533,6 +5287,7 @@
         <w:tc>
           <w:tcPr>
             <w:tcW w:w="2550" w:type="dxa"/>
+            <w:vAlign w:val="center"/>
           </w:tcPr>
           <w:p>
             <w:pPr>
@@ -4550,22 +5305,231 @@
               <w:spacing w:after="0" w:line="240" w:lineRule="auto"/>
               <w:jc w:val="center"/>
               <w:rPr>
-                <w:i/>
-                <w:iCs/>
+                <w:rFonts w:ascii="Arial" w:hAnsi="Arial" w:cs="Arial"/>
                 <w:color w:val="4472C4"/>
-                <w:sz w:val="18"/>
-                <w:szCs w:val="18"/>
-              </w:rPr>
-            </w:pPr>
-            <w:r>
-              <w:rPr>
-                <w:i/>
-                <w:iCs/>
+                <w:sz w:val="16"/>
+                <w:szCs w:val="16"/>
+              </w:rPr>
+            </w:pPr>
+            <w:r>
+              <w:rPr>
+                <w:rFonts w:ascii="Arial" w:hAnsi="Arial" w:cs="Arial"/>
                 <w:color w:val="4472C4"/>
-                <w:sz w:val="18"/>
-                <w:szCs w:val="18"/>
+                <w:sz w:val="16"/>
+                <w:szCs w:val="16"/>
               </w:rPr>
               <w:t>Documento de seguimiento para las distintas actividades del proyecto</w:t>
+            </w:r>
+          </w:p>
+        </w:tc>
+      </w:tr>
+      <w:tr>
+        <w:trPr>
+          <w:trHeight w:val="362"/>
+          <w:jc w:val="center"/>
+        </w:trPr>
+        <w:tc>
+          <w:tcPr>
+            <w:tcW w:w="1555" w:type="dxa"/>
+            <w:vAlign w:val="center"/>
+          </w:tcPr>
+          <w:p>
+            <w:pPr>
+              <w:pBdr>
+                <w:top w:val="nil"/>
+                <w:left w:val="nil"/>
+                <w:bottom w:val="nil"/>
+                <w:right w:val="nil"/>
+                <w:between w:val="nil"/>
+              </w:pBdr>
+              <w:tabs>
+                <w:tab w:val="center" w:pos="4419"/>
+                <w:tab w:val="right" w:pos="8838"/>
+              </w:tabs>
+              <w:spacing w:after="0" w:line="240" w:lineRule="auto"/>
+              <w:jc w:val="center"/>
+              <w:rPr>
+                <w:rFonts w:ascii="Arial" w:hAnsi="Arial" w:cs="Arial"/>
+                <w:b/>
+                <w:bCs/>
+                <w:color w:val="1F3864"/>
+                <w:sz w:val="20"/>
+                <w:szCs w:val="20"/>
+              </w:rPr>
+            </w:pPr>
+            <w:r>
+              <w:rPr>
+                <w:rFonts w:ascii="Arial" w:hAnsi="Arial" w:cs="Arial"/>
+                <w:b/>
+                <w:bCs/>
+                <w:color w:val="1F3864"/>
+                <w:sz w:val="20"/>
+                <w:szCs w:val="20"/>
+              </w:rPr>
+              <w:t>Avance</w:t>
+            </w:r>
+          </w:p>
+        </w:tc>
+        <w:tc>
+          <w:tcPr>
+            <w:tcW w:w="2409" w:type="dxa"/>
+            <w:vAlign w:val="center"/>
+          </w:tcPr>
+          <w:p>
+            <w:pPr>
+              <w:pBdr>
+                <w:top w:val="nil"/>
+                <w:left w:val="nil"/>
+                <w:bottom w:val="nil"/>
+                <w:right w:val="nil"/>
+                <w:between w:val="nil"/>
+              </w:pBdr>
+              <w:tabs>
+                <w:tab w:val="center" w:pos="4419"/>
+                <w:tab w:val="right" w:pos="8838"/>
+              </w:tabs>
+              <w:spacing w:after="0" w:line="240" w:lineRule="auto"/>
+              <w:jc w:val="center"/>
+              <w:rPr>
+                <w:rFonts w:ascii="Arial" w:hAnsi="Arial" w:cs="Arial"/>
+                <w:b/>
+                <w:bCs/>
+                <w:color w:val="1F3864"/>
+                <w:sz w:val="20"/>
+                <w:szCs w:val="20"/>
+              </w:rPr>
+            </w:pPr>
+            <w:proofErr w:type="spellStart"/>
+            <w:r>
+              <w:rPr>
+                <w:rFonts w:ascii="Arial" w:hAnsi="Arial" w:cs="Arial"/>
+                <w:b/>
+                <w:bCs/>
+                <w:color w:val="1F3864"/>
+                <w:sz w:val="20"/>
+                <w:szCs w:val="20"/>
+              </w:rPr>
+              <w:t>Yourmeds</w:t>
+            </w:r>
+            <w:proofErr w:type="spellEnd"/>
+            <w:r>
+              <w:rPr>
+                <w:rFonts w:ascii="Arial" w:hAnsi="Arial" w:cs="Arial"/>
+                <w:b/>
+                <w:bCs/>
+                <w:color w:val="1F3864"/>
+                <w:sz w:val="20"/>
+                <w:szCs w:val="20"/>
+              </w:rPr>
+              <w:t xml:space="preserve"> APP</w:t>
+            </w:r>
+          </w:p>
+        </w:tc>
+        <w:tc>
+          <w:tcPr>
+            <w:tcW w:w="3551" w:type="dxa"/>
+            <w:vAlign w:val="center"/>
+          </w:tcPr>
+          <w:p>
+            <w:pPr>
+              <w:pBdr>
+                <w:top w:val="nil"/>
+                <w:left w:val="nil"/>
+                <w:bottom w:val="nil"/>
+                <w:right w:val="nil"/>
+                <w:between w:val="nil"/>
+              </w:pBdr>
+              <w:tabs>
+                <w:tab w:val="center" w:pos="4419"/>
+                <w:tab w:val="right" w:pos="8838"/>
+              </w:tabs>
+              <w:spacing w:after="0" w:line="240" w:lineRule="auto"/>
+              <w:jc w:val="center"/>
+              <w:rPr>
+                <w:rFonts w:ascii="Arial" w:hAnsi="Arial" w:cs="Arial"/>
+                <w:color w:val="4472C4"/>
+                <w:sz w:val="16"/>
+                <w:szCs w:val="16"/>
+              </w:rPr>
+            </w:pPr>
+            <w:proofErr w:type="spellStart"/>
+            <w:r>
+              <w:rPr>
+                <w:rFonts w:ascii="Arial" w:hAnsi="Arial" w:cs="Arial"/>
+                <w:color w:val="4472C4"/>
+                <w:sz w:val="16"/>
+                <w:szCs w:val="16"/>
+              </w:rPr>
+              <w:t>YourMeds</w:t>
+            </w:r>
+            <w:proofErr w:type="spellEnd"/>
+            <w:r>
+              <w:rPr>
+                <w:rFonts w:ascii="Arial" w:hAnsi="Arial" w:cs="Arial"/>
+                <w:color w:val="4472C4"/>
+                <w:sz w:val="16"/>
+                <w:szCs w:val="16"/>
+              </w:rPr>
+              <w:t xml:space="preserve"> es una aplicación móvil diseñada para gestionar y recordar la toma de medicamentos, permitiendo a los usuarios crear alarmas personalizadas, organizar sus tratamientos dentro de grupos personales o compartidos, y recibir notificaciones automáticas en el momento adecuado.</w:t>
+            </w:r>
+          </w:p>
+        </w:tc>
+        <w:tc>
+          <w:tcPr>
+            <w:tcW w:w="2550" w:type="dxa"/>
+            <w:vAlign w:val="center"/>
+          </w:tcPr>
+          <w:p>
+            <w:pPr>
+              <w:pBdr>
+                <w:top w:val="nil"/>
+                <w:left w:val="nil"/>
+                <w:bottom w:val="nil"/>
+                <w:right w:val="nil"/>
+                <w:between w:val="nil"/>
+              </w:pBdr>
+              <w:tabs>
+                <w:tab w:val="center" w:pos="4419"/>
+                <w:tab w:val="right" w:pos="8838"/>
+              </w:tabs>
+              <w:spacing w:after="0" w:line="240" w:lineRule="auto"/>
+              <w:jc w:val="center"/>
+              <w:rPr>
+                <w:rFonts w:ascii="Arial" w:hAnsi="Arial" w:cs="Arial"/>
+                <w:color w:val="4472C4"/>
+                <w:sz w:val="16"/>
+                <w:szCs w:val="16"/>
+              </w:rPr>
+            </w:pPr>
+            <w:proofErr w:type="spellStart"/>
+            <w:r>
+              <w:rPr>
+                <w:rFonts w:ascii="Arial" w:hAnsi="Arial" w:cs="Arial"/>
+                <w:color w:val="4472C4"/>
+                <w:sz w:val="16"/>
+                <w:szCs w:val="16"/>
+              </w:rPr>
+              <w:t>YourMeds</w:t>
+            </w:r>
+            <w:proofErr w:type="spellEnd"/>
+            <w:r>
+              <w:rPr>
+                <w:rFonts w:ascii="Arial" w:hAnsi="Arial" w:cs="Arial"/>
+                <w:color w:val="4472C4"/>
+                <w:sz w:val="16"/>
+                <w:szCs w:val="16"/>
+              </w:rPr>
+              <w:t xml:space="preserve"> se justifica como solución debido a la necesidad creciente de herramientas que ayuden a los usuarios a cumplir horarios de medicación, especialmente en contextos donde la salud depende de una </w:t>
+            </w:r>
+            <w:r>
+              <w:rPr>
+                <w:rFonts w:ascii="Arial" w:hAnsi="Arial" w:cs="Arial"/>
+                <w:color w:val="4472C4"/>
+                <w:sz w:val="16"/>
+                <w:szCs w:val="16"/>
+              </w:rPr>
+              <w:lastRenderedPageBreak/>
+              <w:t>toma regular y correcta de fármacos.</w:t>
             </w:r>
           </w:p>
         </w:tc>
@@ -4730,7 +5694,21 @@
               <w:rPr>
                 <w:color w:val="1F3864"/>
               </w:rPr>
-              <w:t>En la siguiente tabla define la planificación de tu Proyecto APT de acuerdo a lo requerido.</w:t>
+              <w:t xml:space="preserve">En la siguiente tabla define la planificación de tu Proyecto APT </w:t>
+            </w:r>
+            <w:proofErr w:type="gramStart"/>
+            <w:r>
+              <w:rPr>
+                <w:color w:val="1F3864"/>
+              </w:rPr>
+              <w:t>de acuerdo a</w:t>
+            </w:r>
+            <w:proofErr w:type="gramEnd"/>
+            <w:r>
+              <w:rPr>
+                <w:color w:val="1F3864"/>
+              </w:rPr>
+              <w:t xml:space="preserve"> lo requerido.</w:t>
             </w:r>
           </w:p>
         </w:tc>
@@ -5010,34 +5988,7 @@
                 <w:sz w:val="28"/>
                 <w:szCs w:val="28"/>
               </w:rPr>
-              <w:t>9</w:t>
-            </w:r>
-            <w:r>
-              <w:rPr>
-                <w:b/>
-                <w:color w:val="1F3864"/>
-                <w:sz w:val="28"/>
-                <w:szCs w:val="28"/>
-              </w:rPr>
-              <w:t xml:space="preserve">. </w:t>
-            </w:r>
-            <w:r>
-              <w:rPr>
-                <w:b/>
-                <w:color w:val="1F3864"/>
-                <w:sz w:val="28"/>
-                <w:szCs w:val="28"/>
-              </w:rPr>
-              <w:t>Anexo</w:t>
-            </w:r>
-            <w:r>
-              <w:rPr>
-                <w:b/>
-                <w:color w:val="1F3864"/>
-                <w:sz w:val="28"/>
-                <w:szCs w:val="28"/>
-              </w:rPr>
-              <w:t xml:space="preserve"> </w:t>
+              <w:t xml:space="preserve">9. Anexo </w:t>
             </w:r>
           </w:p>
         </w:tc>
